--- a/testakten/arbeitsrecht-kuendigungsdrama-koerber-werk/docx/betriebsratswiderspruch_22_05_2025.docx
+++ b/testakten/arbeitsrecht-kuendigungsdrama-koerber-werk/docx/betriebsratswiderspruch_22_05_2025.docx
@@ -3,8 +3,12 @@
 <w:document xmlns:wpc="http://schemas.microsoft.com/office/word/2010/wordprocessingCanvas" xmlns:mo="http://schemas.microsoft.com/office/mac/office/2008/main" xmlns:mc="http://schemas.openxmlformats.org/markup-compatibility/2006" xmlns:mv="urn:schemas-microsoft-com:mac:vml" xmlns:o="urn:schemas-microsoft-com:office:office" xmlns:r="http://schemas.openxmlformats.org/officeDocument/2006/relationships" xmlns:m="http://schemas.openxmlformats.org/officeDocument/2006/math" xmlns:v="urn:schemas-microsoft-com:vml" xmlns:wp14="http://schemas.microsoft.com/office/word/2010/wordprocessingDrawing" xmlns:wp="http://schemas.openxmlformats.org/drawingml/2006/wordprocessingDrawing" xmlns:w10="urn:schemas-microsoft-com:office:word" xmlns:w="http://schemas.openxmlformats.org/wordprocessingml/2006/main" xmlns:w14="http://schemas.microsoft.com/office/word/2010/wordml" xmlns:wpg="http://schemas.microsoft.com/office/word/2010/wordprocessingGroup" xmlns:wpi="http://schemas.microsoft.com/office/word/2010/wordprocessingInk" xmlns:wne="http://schemas.microsoft.com/office/word/2006/wordml" xmlns:wps="http://schemas.microsoft.com/office/word/2010/wordprocessingShape" mc:Ignorable="w14 wp14">
   <w:body>
     <w:p>
+      <w:pPr>
+        <w:spacing w:after="160" w:line="259" w:lineRule="auto"/>
+      </w:pPr>
       <w:r>
         <w:rPr>
+          <w:rFonts w:ascii="Times New Roman" w:hAnsi="Times New Roman"/>
           <w:b/>
           <w:color w:val="1F4E79"/>
           <w:sz w:val="28"/>
@@ -13,25 +17,48 @@
       </w:r>
     </w:p>
     <w:p>
+      <w:pPr>
+        <w:spacing w:before="120" w:after="60" w:line="259" w:lineRule="auto"/>
+      </w:pPr>
       <w:r>
+        <w:rPr>
+          <w:rFonts w:ascii="Times New Roman" w:hAnsi="Times New Roman"/>
+          <w:b/>
+          <w:sz w:val="22"/>
+        </w:rPr>
         <w:t>Steinhoff Praezisionsguss SE  Am Industriepark 1  16225 Eberswalde</w:t>
       </w:r>
     </w:p>
     <w:p>
+      <w:pPr>
+        <w:spacing w:before="120" w:after="60" w:line="259" w:lineRule="auto"/>
+      </w:pPr>
       <w:r>
+        <w:rPr>
+          <w:rFonts w:ascii="Times New Roman" w:hAnsi="Times New Roman"/>
+          <w:b/>
+          <w:sz w:val="22"/>
+        </w:rPr>
         <w:t>Betriebsratsvorsitzende: Sabine Trzebinski</w:t>
       </w:r>
     </w:p>
     <w:p>
       <w:pPr>
-        <w:spacing w:before="40" w:after="40"/>
+        <w:spacing w:before="40" w:after="40" w:line="259" w:lineRule="auto"/>
         <w:pBdr>
           <w:bottom w:val="single" w:sz="6" w:space="1" w:color="AAAAAA"/>
         </w:pBdr>
       </w:pPr>
     </w:p>
-    <w:p/>
     <w:p>
+      <w:pPr>
+        <w:spacing w:line="259" w:lineRule="auto" w:after="60"/>
+      </w:pPr>
+    </w:p>
+    <w:p>
+      <w:pPr>
+        <w:spacing w:line="259" w:lineRule="auto" w:after="60"/>
+      </w:pPr>
       <w:r>
         <w:t>An die Geschaeftsfuehrung der Steinhoff Praezisionsguss SE</w:t>
         <w:br/>
@@ -42,17 +69,34 @@
         <w:t>16225 Eberswalde</w:t>
       </w:r>
     </w:p>
-    <w:p/>
     <w:p>
       <w:pPr>
+        <w:spacing w:line="259" w:lineRule="auto" w:after="60"/>
+      </w:pPr>
+    </w:p>
+    <w:p>
+      <w:pPr>
+        <w:spacing w:before="120" w:after="60" w:line="259" w:lineRule="auto"/>
         <w:jc w:val="right"/>
       </w:pPr>
       <w:r>
+        <w:rPr>
+          <w:rFonts w:ascii="Times New Roman" w:hAnsi="Times New Roman"/>
+          <w:b/>
+          <w:sz w:val="22"/>
+        </w:rPr>
         <w:t>Eberswalde, den 22. Mai 2025</w:t>
       </w:r>
     </w:p>
-    <w:p/>
     <w:p>
+      <w:pPr>
+        <w:spacing w:line="259" w:lineRule="auto" w:after="60"/>
+      </w:pPr>
+    </w:p>
+    <w:p>
+      <w:pPr>
+        <w:spacing w:line="259" w:lineRule="auto" w:after="60"/>
+      </w:pPr>
       <w:r>
         <w:rPr>
           <w:b/>
@@ -61,22 +105,40 @@
         <w:t>Betriebsratswiderspruch gemaess Paragraph 102 Abs. 3 BetrVG -- Kuendigung Dr. Annika Koerber</w:t>
       </w:r>
     </w:p>
-    <w:p/>
     <w:p>
+      <w:pPr>
+        <w:spacing w:line="259" w:lineRule="auto" w:after="60"/>
+      </w:pPr>
+    </w:p>
+    <w:p>
+      <w:pPr>
+        <w:spacing w:line="259" w:lineRule="auto" w:after="60"/>
+      </w:pPr>
       <w:r>
         <w:t>Sehr geehrte Herren,</w:t>
       </w:r>
     </w:p>
-    <w:p/>
     <w:p>
+      <w:pPr>
+        <w:spacing w:line="259" w:lineRule="auto" w:after="60"/>
+      </w:pPr>
+    </w:p>
+    <w:p>
+      <w:pPr>
+        <w:spacing w:line="259" w:lineRule="auto" w:after="60"/>
+      </w:pPr>
       <w:r>
         <w:t>der Betriebsrat Werk Eberswalde widerspricht hiermit fristgerecht der mit Schreiben vom 19.05.2025 angekuendigten ordentlichen Kuendigung von Dr. Annika Koerber aus folgenden Gruenden:</w:t>
       </w:r>
     </w:p>
-    <w:p/>
     <w:p>
       <w:pPr>
-        <w:spacing w:before="120"/>
+        <w:spacing w:line="259" w:lineRule="auto" w:after="60"/>
+      </w:pPr>
+    </w:p>
+    <w:p>
+      <w:pPr>
+        <w:spacing w:before="120" w:line="259" w:lineRule="auto" w:after="60"/>
       </w:pPr>
       <w:r>
         <w:rPr>
@@ -87,6 +149,7 @@
     </w:p>
     <w:p>
       <w:pPr>
+        <w:spacing w:line="259" w:lineRule="auto" w:after="60"/>
         <w:ind w:left="283"/>
       </w:pPr>
       <w:r>
@@ -95,7 +158,7 @@
     </w:p>
     <w:p>
       <w:pPr>
-        <w:spacing w:before="120"/>
+        <w:spacing w:before="120" w:line="259" w:lineRule="auto" w:after="60"/>
       </w:pPr>
       <w:r>
         <w:rPr>
@@ -106,6 +169,7 @@
     </w:p>
     <w:p>
       <w:pPr>
+        <w:spacing w:line="259" w:lineRule="auto" w:after="60"/>
         <w:ind w:left="283"/>
       </w:pPr>
       <w:r>
@@ -114,7 +178,7 @@
     </w:p>
     <w:p>
       <w:pPr>
-        <w:spacing w:before="120"/>
+        <w:spacing w:before="120" w:line="259" w:lineRule="auto" w:after="60"/>
       </w:pPr>
       <w:r>
         <w:rPr>
@@ -125,27 +189,53 @@
     </w:p>
     <w:p>
       <w:pPr>
+        <w:spacing w:line="259" w:lineRule="auto" w:after="60"/>
         <w:ind w:left="283"/>
       </w:pPr>
       <w:r>
         <w:t>Der Betriebsrat ist der Auffassung, dass Frau Dr. Koerber zu geaenderten Bedingungen an einem anderen Standort oder in einer anderen Funktion haette weiterbeschaeftigt werden koennen.</w:t>
       </w:r>
     </w:p>
-    <w:p/>
     <w:p>
+      <w:pPr>
+        <w:spacing w:line="259" w:lineRule="auto" w:after="60"/>
+      </w:pPr>
+    </w:p>
+    <w:p>
+      <w:pPr>
+        <w:spacing w:line="259" w:lineRule="auto" w:after="60"/>
+      </w:pPr>
       <w:r>
         <w:t>Der Betriebsrat fordert nach Paragraph 102 Abs. 5 BetrVG die tatsaechliche Weiterbeschaeftigung von Frau Dr. Koerber bis zur rechtskraeftigen Entscheidung ueber die Kuendigung.</w:t>
       </w:r>
     </w:p>
-    <w:p/>
     <w:p>
+      <w:pPr>
+        <w:spacing w:line="259" w:lineRule="auto" w:after="60"/>
+      </w:pPr>
+    </w:p>
+    <w:p>
+      <w:pPr>
+        <w:spacing w:line="259" w:lineRule="auto" w:after="60"/>
+      </w:pPr>
       <w:r>
         <w:t>Mit freundlichen Gruessen</w:t>
       </w:r>
     </w:p>
-    <w:p/>
-    <w:p/>
     <w:p>
+      <w:pPr>
+        <w:spacing w:line="259" w:lineRule="auto" w:after="60"/>
+      </w:pPr>
+    </w:p>
+    <w:p>
+      <w:pPr>
+        <w:spacing w:line="259" w:lineRule="auto" w:after="60"/>
+      </w:pPr>
+    </w:p>
+    <w:p>
+      <w:pPr>
+        <w:spacing w:line="259" w:lineRule="auto" w:after="60"/>
+      </w:pPr>
       <w:r>
         <w:t>Sabine Trzebinski</w:t>
         <w:br/>
@@ -153,13 +243,58 @@
       </w:r>
     </w:p>
     <w:sectPr>
+      <w:headerReference w:type="default" r:id="rId9"/>
+      <w:footerReference w:type="default" r:id="rId10"/>
       <w:pgSz w:w="12240" w:h="15840"/>
-      <w:pgMar w:top="1417" w:right="1417" w:bottom="1417" w:left="1701" w:header="720" w:footer="720" w:gutter="0"/>
+      <w:pgMar w:top="1191" w:right="1247" w:bottom="1134" w:left="1361" w:header="720" w:footer="720" w:gutter="0"/>
       <w:cols w:space="720"/>
       <w:docGrid w:linePitch="360"/>
     </w:sectPr>
   </w:body>
 </w:document>
+</file>
+
+<file path=word/footer1.xml><?xml version="1.0" encoding="utf-8"?>
+<w:ftr xmlns:m="http://schemas.openxmlformats.org/officeDocument/2006/math" xmlns:mc="http://schemas.openxmlformats.org/markup-compatibility/2006" xmlns:mo="http://schemas.microsoft.com/office/mac/office/2008/main" xmlns:mv="urn:schemas-microsoft-com:mac:vml" xmlns:o="urn:schemas-microsoft-com:office:office" xmlns:r="http://schemas.openxmlformats.org/officeDocument/2006/relationships" xmlns:v="urn:schemas-microsoft-com:vml" xmlns:w10="urn:schemas-microsoft-com:office:word" xmlns:w14="http://schemas.microsoft.com/office/word/2010/wordml" xmlns:w="http://schemas.openxmlformats.org/wordprocessingml/2006/main" xmlns:wne="http://schemas.microsoft.com/office/word/2006/wordml" xmlns:wp14="http://schemas.microsoft.com/office/word/2010/wordprocessingDrawing" xmlns:wp="http://schemas.openxmlformats.org/drawingml/2006/wordprocessingDrawing" xmlns:wpc="http://schemas.microsoft.com/office/word/2010/wordprocessingCanvas" xmlns:wpg="http://schemas.microsoft.com/office/word/2010/wordprocessingGroup" xmlns:wpi="http://schemas.microsoft.com/office/word/2010/wordprocessingInk" xmlns:wps="http://schemas.microsoft.com/office/word/2010/wordprocessingShape" mc:Ignorable="w14 wp14">
+  <w:p>
+    <w:pPr>
+      <w:pStyle w:val="Footer"/>
+      <w:jc w:val="left"/>
+    </w:pPr>
+    <w:r/>
+    <w:r>
+      <w:rPr>
+        <w:rFonts w:ascii="Times New Roman" w:hAnsi="Times New Roman"/>
+        <w:b w:val="0"/>
+        <w:color w:val="777777"/>
+        <w:sz w:val="17"/>
+      </w:rPr>
+      <w:t>Vertraulich | Bearbeitungsstand Juli 2026 | nur zur Aktenbearbeitung</w:t>
+    </w:r>
+  </w:p>
+</w:ftr>
+</file>
+
+<file path=word/header1.xml><?xml version="1.0" encoding="utf-8"?>
+<w:hdr xmlns:m="http://schemas.openxmlformats.org/officeDocument/2006/math" xmlns:mc="http://schemas.openxmlformats.org/markup-compatibility/2006" xmlns:mo="http://schemas.microsoft.com/office/mac/office/2008/main" xmlns:mv="urn:schemas-microsoft-com:mac:vml" xmlns:o="urn:schemas-microsoft-com:office:office" xmlns:r="http://schemas.openxmlformats.org/officeDocument/2006/relationships" xmlns:v="urn:schemas-microsoft-com:vml" xmlns:w10="urn:schemas-microsoft-com:office:word" xmlns:w14="http://schemas.microsoft.com/office/word/2010/wordml" xmlns:w="http://schemas.openxmlformats.org/wordprocessingml/2006/main" xmlns:wne="http://schemas.microsoft.com/office/word/2006/wordml" xmlns:wp14="http://schemas.microsoft.com/office/word/2010/wordprocessingDrawing" xmlns:wp="http://schemas.openxmlformats.org/drawingml/2006/wordprocessingDrawing" xmlns:wpc="http://schemas.microsoft.com/office/word/2010/wordprocessingCanvas" xmlns:wpg="http://schemas.microsoft.com/office/word/2010/wordprocessingGroup" xmlns:wpi="http://schemas.microsoft.com/office/word/2010/wordprocessingInk" xmlns:wps="http://schemas.microsoft.com/office/word/2010/wordprocessingShape" mc:Ignorable="w14 wp14">
+  <w:p>
+    <w:pPr>
+      <w:pStyle w:val="Header"/>
+      <w:jc w:val="left"/>
+    </w:pPr>
+    <w:r/>
+    <w:r>
+      <w:rPr>
+        <w:rFonts w:ascii="Times New Roman" w:hAnsi="Times New Roman"/>
+        <w:b w:val="0"/>
+        <w:i w:val="0"/>
+        <w:color w:val="666666"/>
+        <w:sz w:val="17"/>
+      </w:rPr>
+      <w:t>Klotzkette Rechtsanwaltsgesellschaft mbH | Arbeitsrechtliche Mandatsakte | Bearbeitungsstand Juli 2026</w:t>
+    </w:r>
+  </w:p>
+</w:hdr>
 </file>
 
 <file path=word/numbering.xml><?xml version="1.0" encoding="utf-8"?>
@@ -525,6 +660,10 @@
     <w:name w:val="Normal"/>
     <w:qFormat/>
     <w:rsid w:val="00FC693F"/>
+    <w:rPr>
+      <w:rFonts w:ascii="Times New Roman" w:hAnsi="Times New Roman"/>
+      <w:sz w:val="22"/>
+    </w:rPr>
   </w:style>
   <w:style w:type="paragraph" w:styleId="Header">
     <w:name w:val="header"/>
@@ -585,7 +724,7 @@
       <w:outlineLvl w:val="0"/>
     </w:pPr>
     <w:rPr>
-      <w:rFonts w:asciiTheme="majorHAnsi" w:eastAsiaTheme="majorEastAsia" w:hAnsiTheme="majorHAnsi" w:cstheme="majorBidi"/>
+      <w:rFonts w:asciiTheme="majorHAnsi" w:eastAsiaTheme="majorEastAsia" w:hAnsiTheme="majorHAnsi" w:cstheme="majorBidi" w:ascii="Times New Roman" w:hAnsi="Times New Roman"/>
       <w:b/>
       <w:bCs/>
       <w:color w:val="365F91" w:themeColor="accent1" w:themeShade="BF"/>
@@ -609,11 +748,11 @@
       <w:outlineLvl w:val="1"/>
     </w:pPr>
     <w:rPr>
-      <w:rFonts w:asciiTheme="majorHAnsi" w:eastAsiaTheme="majorEastAsia" w:hAnsiTheme="majorHAnsi" w:cstheme="majorBidi"/>
+      <w:rFonts w:asciiTheme="majorHAnsi" w:eastAsiaTheme="majorEastAsia" w:hAnsiTheme="majorHAnsi" w:cstheme="majorBidi" w:ascii="Times New Roman" w:hAnsi="Times New Roman"/>
       <w:b/>
       <w:bCs/>
       <w:color w:val="4F81BD" w:themeColor="accent1"/>
-      <w:sz w:val="26"/>
+      <w:sz w:val="24"/>
       <w:szCs w:val="26"/>
     </w:rPr>
   </w:style>
@@ -874,11 +1013,12 @@
       <w:contextualSpacing/>
     </w:pPr>
     <w:rPr>
-      <w:rFonts w:asciiTheme="majorHAnsi" w:eastAsiaTheme="majorEastAsia" w:hAnsiTheme="majorHAnsi" w:cstheme="majorBidi"/>
+      <w:rFonts w:asciiTheme="majorHAnsi" w:eastAsiaTheme="majorEastAsia" w:hAnsiTheme="majorHAnsi" w:cstheme="majorBidi" w:ascii="Times New Roman" w:hAnsi="Times New Roman"/>
+      <w:b/>
       <w:color w:val="17365D" w:themeColor="text2" w:themeShade="BF"/>
       <w:spacing w:val="5"/>
       <w:kern w:val="28"/>
-      <w:sz w:val="52"/>
+      <w:sz w:val="30"/>
       <w:szCs w:val="52"/>
     </w:rPr>
   </w:style>

--- a/testakten/arbeitsrecht-kuendigungsdrama-koerber-werk/docx/betriebsratswiderspruch_22_05_2025.docx
+++ b/testakten/arbeitsrecht-kuendigungsdrama-koerber-werk/docx/betriebsratswiderspruch_22_05_2025.docx
@@ -26,7 +26,7 @@
           <w:b/>
           <w:sz w:val="22"/>
         </w:rPr>
-        <w:t>Steinhoff Praezisionsguss SE  Am Industriepark 1  16225 Eberswalde</w:t>
+        <w:t>Steinhoff Präzisionsguss SE  Am Industriepark 1  16225 Eberswalde</w:t>
       </w:r>
     </w:p>
     <w:p>
@@ -60,7 +60,7 @@
         <w:spacing w:line="259" w:lineRule="auto" w:after="60"/>
       </w:pPr>
       <w:r>
-        <w:t>An die Geschaeftsfuehrung der Steinhoff Praezisionsguss SE</w:t>
+        <w:t>An die Geschäftsführung der Steinhoff Präzisionsguss SE</w:t>
         <w:br/>
         <w:t>z.H. Herrn Maximilian Steinhoff-Pertz / Herrn Holger Branitz</w:t>
         <w:br/>
@@ -102,7 +102,7 @@
           <w:b/>
           <w:sz w:val="22"/>
         </w:rPr>
-        <w:t>Betriebsratswiderspruch gemaess Paragraph 102 Abs. 3 BetrVG -- Kuendigung Dr. Annika Koerber</w:t>
+        <w:t>Betriebsratswiderspruch gemäß Paragraf 102 Abs. 3 BetrVG -- Kündigung Dr. Annika Körber</w:t>
       </w:r>
     </w:p>
     <w:p>
@@ -128,7 +128,7 @@
         <w:spacing w:line="259" w:lineRule="auto" w:after="60"/>
       </w:pPr>
       <w:r>
-        <w:t>der Betriebsrat Werk Eberswalde widerspricht hiermit fristgerecht der mit Schreiben vom 19.05.2025 angekuendigten ordentlichen Kuendigung von Dr. Annika Koerber aus folgenden Gruenden:</w:t>
+        <w:t>der Betriebsrat Werk Eberswalde widerspricht hiermit fristgerecht der mit Schreiben vom 19.05.2025 angekündigten ordentlichen Kündigung von Dr. Annika Körber aus folgenden Gründen:</w:t>
       </w:r>
     </w:p>
     <w:p>
@@ -144,7 +144,7 @@
         <w:rPr>
           <w:b/>
         </w:rPr>
-        <w:t>1. Fehlerhaftes BEM-Verfahren (Paragraph 102 Abs. 3 Nr. 1 BetrVG):</w:t>
+        <w:t>1. Fehlerhaftes BEM-Verfahren (Paragraf 102 Abs. 3 Nr. 1 BetrVG):</w:t>
       </w:r>
     </w:p>
     <w:p>
@@ -153,7 +153,7 @@
         <w:ind w:left="283"/>
       </w:pPr>
       <w:r>
-        <w:t>Das Betriebliche Eingliederungsmanagement nach Paragraph 167 Abs. 2 SGB IX wurde nicht ordnungsgemaess durchgefuehrt. Frau Dr. Koerber hat mit Schreiben vom 29.07.2024 ausdruecklich um ein BEM ersucht. Das HR-Management hat hierauf nicht reagiert.</w:t>
+        <w:t>Das Betriebliche Eingliederungsmanagement nach Paragraf 167 Abs. 2 SGB IX wurde nicht ordnungsgemäß durchgeführt. Frau Dr. Körber hat mit Schreiben vom 29.07.2024 ausdrücklich um ein BEM ersucht. Das HR-Management hat hierauf nicht reagiert.</w:t>
       </w:r>
     </w:p>
     <w:p>
@@ -164,7 +164,7 @@
         <w:rPr>
           <w:b/>
         </w:rPr>
-        <w:t>2. Unvollstaendige Sozialauswahl (Paragraph 102 Abs. 3 Nr. 2 BetrVG):</w:t>
+        <w:t>2. Unvollständige Sozialauswahl (Paragraf 102 Abs. 3 Nr. 2 BetrVG):</w:t>
       </w:r>
     </w:p>
     <w:p>
@@ -184,7 +184,7 @@
         <w:rPr>
           <w:b/>
         </w:rPr>
-        <w:t>3. Keine Weiterbeschaeftigung angeboten (Paragraph 102 Abs. 3 Nr. 5 BetrVG):</w:t>
+        <w:t>3. Keine Weiterbeschäftigung angeboten (Paragraf 102 Abs. 3 Nr. 5 BetrVG):</w:t>
       </w:r>
     </w:p>
     <w:p>
@@ -193,7 +193,7 @@
         <w:ind w:left="283"/>
       </w:pPr>
       <w:r>
-        <w:t>Der Betriebsrat ist der Auffassung, dass Frau Dr. Koerber zu geaenderten Bedingungen an einem anderen Standort oder in einer anderen Funktion haette weiterbeschaeftigt werden koennen.</w:t>
+        <w:t>Der Betriebsrat ist der Auffassung, dass Frau Dr. Körber zu geänderten Bedingungen an einem anderen Standort oder in einer anderen Funktion hätte weiterbeschäftigt werden können.</w:t>
       </w:r>
     </w:p>
     <w:p>
@@ -206,7 +206,7 @@
         <w:spacing w:line="259" w:lineRule="auto" w:after="60"/>
       </w:pPr>
       <w:r>
-        <w:t>Der Betriebsrat fordert nach Paragraph 102 Abs. 5 BetrVG die tatsaechliche Weiterbeschaeftigung von Frau Dr. Koerber bis zur rechtskraeftigen Entscheidung ueber die Kuendigung.</w:t>
+        <w:t>Der Betriebsrat fordert nach Paragraf 102 Abs. 5 BetrVG die tatsächliche Weiterbeschäftigung von Frau Dr. Körber bis zur rechtskräftigen Entscheidung über die Kündigung.</w:t>
       </w:r>
     </w:p>
     <w:p>
@@ -219,7 +219,7 @@
         <w:spacing w:line="259" w:lineRule="auto" w:after="60"/>
       </w:pPr>
       <w:r>
-        <w:t>Mit freundlichen Gruessen</w:t>
+        <w:t>Mit freundlichen Grüßen</w:t>
       </w:r>
     </w:p>
     <w:p>
@@ -245,7 +245,7 @@
     <w:sectPr>
       <w:headerReference w:type="default" r:id="rId9"/>
       <w:footerReference w:type="default" r:id="rId10"/>
-      <w:pgSz w:w="12240" w:h="15840"/>
+      <w:pgSz w:w="11906" w:h="16838"/>
       <w:pgMar w:top="1191" w:right="1247" w:bottom="1134" w:left="1361" w:header="720" w:footer="720" w:gutter="0"/>
       <w:cols w:space="720"/>
       <w:docGrid w:linePitch="360"/>
